--- a/apps/hub-v2/server/src/modules/rd/templates/task_sheeet_template.docx
+++ b/apps/hub-v2/server/src/modules/rd/templates/task_sheeet_template.docx
@@ -1,8 +1,8 @@
 
 <file path=word/document.xml><?xml version="1.0" encoding="utf-8"?>
-<w:document xmlns:wpc="http://schemas.microsoft.com/office/word/2010/wordprocessingCanvas" xmlns:mc="http://schemas.openxmlformats.org/markup-compatibility/2006" xmlns:o="urn:schemas-microsoft-com:office:office" xmlns:r="http://schemas.openxmlformats.org/officeDocument/2006/relationships" xmlns:m="http://schemas.openxmlformats.org/officeDocument/2006/math" xmlns:v="urn:schemas-microsoft-com:vml" xmlns:wp14="http://schemas.microsoft.com/office/word/2010/wordprocessingDrawing" xmlns:wp="http://schemas.openxmlformats.org/drawingml/2006/wordprocessingDrawing" xmlns:w="http://schemas.openxmlformats.org/wordprocessingml/2006/main" xmlns:w14="http://schemas.microsoft.com/office/word/2010/wordml" xmlns:w10="urn:schemas-microsoft-com:office:word" xmlns:w15="http://schemas.microsoft.com/office/word/2012/wordml" xmlns:wpg="http://schemas.microsoft.com/office/word/2010/wordprocessingGroup" xmlns:wpi="http://schemas.microsoft.com/office/word/2010/wordprocessingInk" xmlns:wne="http://schemas.microsoft.com/office/word/2006/wordml" xmlns:wps="http://schemas.microsoft.com/office/word/2010/wordprocessingShape" xmlns:wpsCustomData="http://www.wps.cn/officeDocument/2013/wpsCustomData" mc:Ignorable="w14 w15 wp14">
+<w:document xmlns:ns1="http://schemas.openxmlformats.org/markup-compatibility/2006" xmlns:ns2="http://schemas.microsoft.com/office/word/2010/wordml" xmlns:w="http://schemas.openxmlformats.org/wordprocessingml/2006/main" ns1:Ignorable="w14 w15 wp14">
   <w:body>
-    <w:p>
+    <w:p ns2:paraId="72E6E520">
       <w:pPr>
         <w:ind w:left="420" w:hanging="420"/>
         <w:jc w:val="center"/>
@@ -57,7 +57,7 @@
         <w:gridCol w:w="1724"/>
         <w:gridCol w:w="3249"/>
       </w:tblGrid>
-      <w:tr>
+      <w:tr ns2:paraId="63781E3C">
         <w:tblPrEx>
           <w:tblBorders>
             <w:top w:val="single" w:color="auto" w:sz="4" w:space="0"/>
@@ -83,7 +83,7 @@
             <w:tcW w:w="1437" w:type="dxa"/>
             <w:vAlign w:val="center"/>
           </w:tcPr>
-          <w:p>
+          <w:p ns2:paraId="458E8615">
             <w:pPr>
               <w:rPr>
                 <w:rFonts w:ascii="仿宋_GB2312" w:hAnsi="Times New Roman" w:eastAsia="仿宋_GB2312" w:cs="Times New Roman"/>
@@ -106,15 +106,10 @@
             <w:tcW w:w="3966" w:type="dxa"/>
             <w:vAlign w:val="center"/>
           </w:tcPr>
-          <w:p>
-            <w:pPr>
-              <w:rPr>
-                <w:rFonts w:hint="default" w:ascii="仿宋_GB2312" w:hAnsi="Times New Roman" w:eastAsia="仿宋_GB2312" w:cs="Times New Roman"/>
-                <w:sz w:val="24"/>
-                <w:szCs w:val="24"/>
-                <w:lang w:val="en-US" w:eastAsia="zh-CN"/>
-              </w:rPr>
-            </w:pPr>
+          <w:p ns2:paraId="67030310">
+            <w:r>
+              <w:t>{issueDate}</w:t>
+            </w:r>
           </w:p>
         </w:tc>
         <w:tc>
@@ -122,7 +117,7 @@
             <w:tcW w:w="1724" w:type="dxa"/>
             <w:vAlign w:val="center"/>
           </w:tcPr>
-          <w:p>
+          <w:p ns2:paraId="658D82D6">
             <w:pPr>
               <w:rPr>
                 <w:rFonts w:ascii="仿宋_GB2312" w:hAnsi="Times New Roman" w:eastAsia="仿宋_GB2312" w:cs="Times New Roman"/>
@@ -145,19 +140,14 @@
             <w:tcW w:w="3249" w:type="dxa"/>
             <w:vAlign w:val="center"/>
           </w:tcPr>
-          <w:p>
-            <w:pPr>
-              <w:rPr>
-                <w:rFonts w:hint="default" w:ascii="仿宋_GB2312" w:hAnsi="Times New Roman" w:eastAsia="仿宋_GB2312" w:cs="Times New Roman"/>
-                <w:sz w:val="24"/>
-                <w:szCs w:val="24"/>
-                <w:lang w:val="en-US" w:eastAsia="zh-CN"/>
-              </w:rPr>
-            </w:pPr>
+          <w:p ns2:paraId="7D69A2E4">
+            <w:r>
+              <w:t>{sheetNo}</w:t>
+            </w:r>
           </w:p>
         </w:tc>
       </w:tr>
-      <w:tr>
+      <w:tr ns2:paraId="40454825">
         <w:tblPrEx>
           <w:tblBorders>
             <w:top w:val="single" w:color="auto" w:sz="4" w:space="0"/>
@@ -183,7 +173,7 @@
             <w:tcW w:w="1437" w:type="dxa"/>
             <w:vAlign w:val="center"/>
           </w:tcPr>
-          <w:p>
+          <w:p ns2:paraId="40375D58">
             <w:pPr>
               <w:rPr>
                 <w:rFonts w:ascii="仿宋_GB2312" w:hAnsi="Times New Roman" w:eastAsia="仿宋_GB2312" w:cs="Times New Roman"/>
@@ -214,15 +204,10 @@
             <w:tcW w:w="3966" w:type="dxa"/>
             <w:vAlign w:val="center"/>
           </w:tcPr>
-          <w:p>
-            <w:pPr>
-              <w:rPr>
-                <w:rFonts w:hint="default" w:ascii="仿宋_GB2312" w:hAnsi="Times New Roman" w:eastAsia="仿宋_GB2312" w:cs="Times New Roman"/>
-                <w:sz w:val="24"/>
-                <w:szCs w:val="24"/>
-                <w:lang w:val="en-US" w:eastAsia="zh-CN"/>
-              </w:rPr>
-            </w:pPr>
+          <w:p ns2:paraId="261B68CB">
+            <w:r>
+              <w:t>{issuerDepartment}</w:t>
+            </w:r>
           </w:p>
         </w:tc>
         <w:tc>
@@ -230,7 +215,7 @@
             <w:tcW w:w="1724" w:type="dxa"/>
             <w:vAlign w:val="center"/>
           </w:tcPr>
-          <w:p>
+          <w:p ns2:paraId="7497EBEE">
             <w:pPr>
               <w:rPr>
                 <w:rFonts w:ascii="仿宋_GB2312" w:hAnsi="Times New Roman" w:eastAsia="仿宋_GB2312" w:cs="Times New Roman"/>
@@ -261,19 +246,14 @@
             <w:tcW w:w="3249" w:type="dxa"/>
             <w:vAlign w:val="center"/>
           </w:tcPr>
-          <w:p>
-            <w:pPr>
-              <w:rPr>
-                <w:rFonts w:hint="eastAsia" w:ascii="仿宋_GB2312" w:hAnsi="Times New Roman" w:eastAsia="仿宋_GB2312" w:cs="Times New Roman"/>
-                <w:sz w:val="24"/>
-                <w:szCs w:val="24"/>
-                <w:lang w:val="en-US" w:eastAsia="zh-CN"/>
-              </w:rPr>
-            </w:pPr>
+          <w:p ns2:paraId="63892984">
+            <w:r>
+              <w:t>{receiverDepartment}</w:t>
+            </w:r>
           </w:p>
         </w:tc>
       </w:tr>
-      <w:tr>
+      <w:tr ns2:paraId="1805A527">
         <w:tblPrEx>
           <w:tblBorders>
             <w:top w:val="single" w:color="auto" w:sz="4" w:space="0"/>
@@ -299,7 +279,7 @@
             <w:tcW w:w="1437" w:type="dxa"/>
             <w:vAlign w:val="center"/>
           </w:tcPr>
-          <w:p>
+          <w:p ns2:paraId="6F78D2A3">
             <w:pPr>
               <w:rPr>
                 <w:rFonts w:ascii="仿宋_GB2312" w:hAnsi="Times New Roman" w:eastAsia="仿宋_GB2312" w:cs="Times New Roman"/>
@@ -322,15 +302,10 @@
             <w:tcW w:w="3966" w:type="dxa"/>
             <w:vAlign w:val="center"/>
           </w:tcPr>
-          <w:p>
-            <w:pPr>
-              <w:rPr>
-                <w:rFonts w:hint="default" w:ascii="仿宋_GB2312" w:hAnsi="Times New Roman" w:eastAsia="仿宋_GB2312" w:cs="Times New Roman"/>
-                <w:sz w:val="24"/>
-                <w:szCs w:val="24"/>
-                <w:lang w:val="en-US" w:eastAsia="zh-CN"/>
-              </w:rPr>
-            </w:pPr>
+          <w:p ns2:paraId="1CA8B071">
+            <w:r>
+              <w:t>{issuerName}</w:t>
+            </w:r>
           </w:p>
         </w:tc>
         <w:tc>
@@ -338,7 +313,7 @@
             <w:tcW w:w="1724" w:type="dxa"/>
             <w:vAlign w:val="center"/>
           </w:tcPr>
-          <w:p>
+          <w:p ns2:paraId="76A958C9">
             <w:pPr>
               <w:rPr>
                 <w:rFonts w:ascii="仿宋_GB2312" w:hAnsi="Times New Roman" w:eastAsia="仿宋_GB2312" w:cs="Times New Roman"/>
@@ -361,19 +336,14 @@
             <w:tcW w:w="3249" w:type="dxa"/>
             <w:vAlign w:val="center"/>
           </w:tcPr>
-          <w:p>
-            <w:pPr>
-              <w:rPr>
-                <w:rFonts w:hint="eastAsia" w:ascii="仿宋_GB2312" w:hAnsi="Times New Roman" w:eastAsia="仿宋_GB2312" w:cs="Times New Roman"/>
-                <w:sz w:val="24"/>
-                <w:szCs w:val="24"/>
-                <w:lang w:val="en-US" w:eastAsia="zh-CN"/>
-              </w:rPr>
-            </w:pPr>
+          <w:p ns2:paraId="52BBFEE4">
+            <w:r>
+              <w:t>{receiverName}</w:t>
+            </w:r>
           </w:p>
         </w:tc>
       </w:tr>
-      <w:tr>
+      <w:tr ns2:paraId="45455818">
         <w:tblPrEx>
           <w:tblBorders>
             <w:top w:val="single" w:color="auto" w:sz="4" w:space="0"/>
@@ -399,7 +369,7 @@
             <w:tcW w:w="1437" w:type="dxa"/>
             <w:vAlign w:val="center"/>
           </w:tcPr>
-          <w:p>
+          <w:p ns2:paraId="6571D73C">
             <w:pPr>
               <w:rPr>
                 <w:rFonts w:ascii="仿宋_GB2312" w:hAnsi="Times New Roman" w:eastAsia="仿宋_GB2312" w:cs="Times New Roman"/>
@@ -430,16 +400,10 @@
             <w:tcW w:w="3966" w:type="dxa"/>
             <w:vAlign w:val="center"/>
           </w:tcPr>
-          <w:p>
-            <w:pPr>
-              <w:jc w:val="left"/>
-              <w:rPr>
-                <w:rFonts w:hint="default" w:ascii="仿宋_GB2312" w:hAnsi="Times New Roman" w:eastAsia="仿宋_GB2312" w:cs="Times New Roman"/>
-                <w:sz w:val="24"/>
-                <w:szCs w:val="24"/>
-                <w:lang w:val="en-US" w:eastAsia="zh-CN"/>
-              </w:rPr>
-            </w:pPr>
+          <w:p ns2:paraId="3CBD71D4">
+            <w:r>
+              <w:t>{customerCompany}</w:t>
+            </w:r>
           </w:p>
         </w:tc>
         <w:tc>
@@ -447,7 +411,7 @@
             <w:tcW w:w="1724" w:type="dxa"/>
             <w:vAlign w:val="center"/>
           </w:tcPr>
-          <w:p>
+          <w:p ns2:paraId="7D83CFE9">
             <w:pPr>
               <w:rPr>
                 <w:rFonts w:ascii="仿宋_GB2312" w:hAnsi="Times New Roman" w:eastAsia="仿宋_GB2312" w:cs="Times New Roman"/>
@@ -478,18 +442,14 @@
             <w:tcW w:w="3249" w:type="dxa"/>
             <w:vAlign w:val="center"/>
           </w:tcPr>
-          <w:p>
-            <w:pPr>
-              <w:rPr>
-                <w:rFonts w:ascii="仿宋_GB2312" w:hAnsi="Times New Roman" w:eastAsia="仿宋_GB2312" w:cs="Times New Roman"/>
-                <w:sz w:val="24"/>
-                <w:szCs w:val="24"/>
-              </w:rPr>
-            </w:pPr>
+          <w:p ns2:paraId="0896777A">
+            <w:r>
+              <w:t>{customerContact}</w:t>
+            </w:r>
           </w:p>
         </w:tc>
       </w:tr>
-      <w:tr>
+      <w:tr ns2:paraId="525F8B9C">
         <w:tblPrEx>
           <w:tblBorders>
             <w:top w:val="single" w:color="auto" w:sz="4" w:space="0"/>
@@ -515,7 +475,7 @@
             <w:tcW w:w="1437" w:type="dxa"/>
             <w:vAlign w:val="center"/>
           </w:tcPr>
-          <w:p>
+          <w:p ns2:paraId="2D9930C6">
             <w:pPr>
               <w:rPr>
                 <w:rFonts w:ascii="仿宋_GB2312" w:hAnsi="Times New Roman" w:eastAsia="仿宋_GB2312" w:cs="Times New Roman"/>
@@ -538,15 +498,10 @@
             <w:tcW w:w="3966" w:type="dxa"/>
             <w:vAlign w:val="center"/>
           </w:tcPr>
-          <w:p>
-            <w:pPr>
-              <w:rPr>
-                <w:rFonts w:hint="default" w:ascii="仿宋_GB2312" w:hAnsi="Times New Roman" w:eastAsia="仿宋_GB2312" w:cs="Times New Roman"/>
-                <w:sz w:val="24"/>
-                <w:szCs w:val="24"/>
-                <w:lang w:val="en-US" w:eastAsia="zh-CN"/>
-              </w:rPr>
-            </w:pPr>
+          <w:p ns2:paraId="65FDF7DC">
+            <w:r>
+              <w:t>{projectName}</w:t>
+            </w:r>
           </w:p>
         </w:tc>
         <w:tc>
@@ -554,7 +509,7 @@
             <w:tcW w:w="1724" w:type="dxa"/>
             <w:vAlign w:val="center"/>
           </w:tcPr>
-          <w:p>
+          <w:p ns2:paraId="23F87C38">
             <w:pPr>
               <w:rPr>
                 <w:rFonts w:ascii="仿宋_GB2312" w:hAnsi="Times New Roman" w:eastAsia="仿宋_GB2312" w:cs="Times New Roman"/>
@@ -585,18 +540,14 @@
             <w:tcW w:w="3249" w:type="dxa"/>
             <w:vAlign w:val="center"/>
           </w:tcPr>
-          <w:p>
-            <w:pPr>
-              <w:rPr>
-                <w:rFonts w:ascii="仿宋_GB2312" w:hAnsi="Times New Roman" w:eastAsia="仿宋_GB2312" w:cs="Times New Roman"/>
-                <w:sz w:val="24"/>
-                <w:szCs w:val="24"/>
-              </w:rPr>
-            </w:pPr>
+          <w:p ns2:paraId="37B830EE">
+            <w:r>
+              <w:t>{customerPhone}</w:t>
+            </w:r>
           </w:p>
         </w:tc>
       </w:tr>
-      <w:tr>
+      <w:tr ns2:paraId="49DB49D1">
         <w:tblPrEx>
           <w:tblBorders>
             <w:top w:val="single" w:color="auto" w:sz="4" w:space="0"/>
@@ -622,7 +573,7 @@
             <w:tcW w:w="1437" w:type="dxa"/>
             <w:vAlign w:val="center"/>
           </w:tcPr>
-          <w:p>
+          <w:p ns2:paraId="5BA26662">
             <w:pPr>
               <w:rPr>
                 <w:rFonts w:ascii="仿宋_GB2312" w:hAnsi="Times New Roman" w:eastAsia="仿宋_GB2312" w:cs="Times New Roman"/>
@@ -653,15 +604,10 @@
             <w:tcW w:w="3966" w:type="dxa"/>
             <w:vAlign w:val="center"/>
           </w:tcPr>
-          <w:p>
-            <w:pPr>
-              <w:rPr>
-                <w:rFonts w:hint="eastAsia" w:ascii="仿宋_GB2312" w:hAnsi="Times New Roman" w:eastAsia="仿宋_GB2312" w:cs="Times New Roman"/>
-                <w:sz w:val="24"/>
-                <w:szCs w:val="24"/>
-                <w:lang w:eastAsia="zh-CN"/>
-              </w:rPr>
-            </w:pPr>
+          <w:p ns2:paraId="0EB3F855">
+            <w:r>
+              <w:t>{projectContact}</w:t>
+            </w:r>
           </w:p>
         </w:tc>
         <w:tc>
@@ -669,7 +615,7 @@
             <w:tcW w:w="1724" w:type="dxa"/>
             <w:vAlign w:val="center"/>
           </w:tcPr>
-          <w:p>
+          <w:p ns2:paraId="39CBDBA7">
             <w:pPr>
               <w:rPr>
                 <w:rFonts w:ascii="仿宋_GB2312" w:hAnsi="Times New Roman" w:eastAsia="仿宋_GB2312" w:cs="Times New Roman"/>
@@ -700,19 +646,14 @@
             <w:tcW w:w="3249" w:type="dxa"/>
             <w:vAlign w:val="center"/>
           </w:tcPr>
-          <w:p>
-            <w:pPr>
-              <w:rPr>
-                <w:rFonts w:hint="default" w:ascii="仿宋_GB2312" w:hAnsi="Times New Roman" w:eastAsia="仿宋_GB2312" w:cs="Times New Roman"/>
-                <w:sz w:val="24"/>
-                <w:szCs w:val="24"/>
-                <w:lang w:val="en-US" w:eastAsia="zh-CN"/>
-              </w:rPr>
-            </w:pPr>
+          <w:p ns2:paraId="7D2588AC">
+            <w:r>
+              <w:t>{relatedSystem}</w:t>
+            </w:r>
           </w:p>
         </w:tc>
       </w:tr>
-      <w:tr>
+      <w:tr ns2:paraId="3D013640">
         <w:tblPrEx>
           <w:tblBorders>
             <w:top w:val="single" w:color="auto" w:sz="4" w:space="0"/>
@@ -738,77 +679,40 @@
             <w:tcW w:w="1437" w:type="dxa"/>
             <w:vAlign w:val="center"/>
           </w:tcPr>
+          <w:p ns2:paraId="4757F6E5">
+            <w:pPr>
+              <w:rPr>
+                <w:rFonts w:ascii="仿宋_GB2312" w:hAnsi="Times New Roman" w:eastAsia="仿宋_GB2312" w:cs="Times New Roman"/>
+                <w:sz w:val="24"/>
+                <w:szCs w:val="24"/>
+              </w:rPr>
+            </w:pPr>
+            <w:r>
+              <w:rPr>
+                <w:rFonts w:hint="eastAsia" w:ascii="仿宋_GB2312" w:hAnsi="Times New Roman" w:eastAsia="仿宋_GB2312" w:cs="Times New Roman"/>
+                <w:sz w:val="24"/>
+                <w:szCs w:val="24"/>
+              </w:rPr>
+              <w:t>紧急</w:t>
+            </w:r>
+            <w:r>
+              <w:rPr>
+                <w:rFonts w:ascii="仿宋_GB2312" w:hAnsi="Times New Roman" w:eastAsia="仿宋_GB2312" w:cs="Times New Roman"/>
+                <w:sz w:val="24"/>
+                <w:szCs w:val="24"/>
+              </w:rPr>
+              <w:t>程度</w:t>
+            </w:r>
+          </w:p>
+        </w:tc>
+        <w:tc>
+          <w:tcPr>
+            <w:tcW w:w="3966" w:type="dxa"/>
+            <w:vAlign w:val="center"/>
+          </w:tcPr>
           <w:p>
-            <w:pPr>
-              <w:rPr>
-                <w:rFonts w:ascii="仿宋_GB2312" w:hAnsi="Times New Roman" w:eastAsia="仿宋_GB2312" w:cs="Times New Roman"/>
-                <w:sz w:val="24"/>
-                <w:szCs w:val="24"/>
-              </w:rPr>
-            </w:pPr>
-            <w:r>
-              <w:rPr>
-                <w:rFonts w:hint="eastAsia" w:ascii="仿宋_GB2312" w:hAnsi="Times New Roman" w:eastAsia="仿宋_GB2312" w:cs="Times New Roman"/>
-                <w:sz w:val="24"/>
-                <w:szCs w:val="24"/>
-              </w:rPr>
-              <w:t>紧急</w:t>
-            </w:r>
-            <w:r>
-              <w:rPr>
-                <w:rFonts w:ascii="仿宋_GB2312" w:hAnsi="Times New Roman" w:eastAsia="仿宋_GB2312" w:cs="Times New Roman"/>
-                <w:sz w:val="24"/>
-                <w:szCs w:val="24"/>
-              </w:rPr>
-              <w:t>程度</w:t>
-            </w:r>
-          </w:p>
-        </w:tc>
-        <w:tc>
-          <w:tcPr>
-            <w:tcW w:w="3966" w:type="dxa"/>
-            <w:vAlign w:val="center"/>
-          </w:tcPr>
-          <w:p>
-            <w:pPr>
-              <w:rPr>
-                <w:rFonts w:ascii="仿宋_GB2312" w:hAnsi="Times New Roman" w:eastAsia="仿宋_GB2312" w:cs="Times New Roman"/>
-                <w:sz w:val="24"/>
-                <w:szCs w:val="24"/>
-              </w:rPr>
-            </w:pPr>
-            <w:r>
-              <w:rPr>
-                <w:rFonts w:hint="eastAsia" w:ascii="仿宋_GB2312" w:hAnsi="Times New Roman" w:eastAsia="仿宋_GB2312" w:cs="Times New Roman"/>
-                <w:sz w:val="24"/>
-                <w:szCs w:val="24"/>
-                <w:lang w:eastAsia="zh-CN"/>
-              </w:rPr>
-              <w:t>□</w:t>
-            </w:r>
-            <w:r>
-              <w:rPr>
-                <w:rFonts w:hint="eastAsia" w:ascii="仿宋_GB2312" w:hAnsi="Times New Roman" w:eastAsia="仿宋_GB2312" w:cs="Times New Roman"/>
-                <w:sz w:val="24"/>
-                <w:szCs w:val="24"/>
-              </w:rPr>
-              <w:t>一般</w:t>
-            </w:r>
-            <w:r>
-              <w:rPr>
-                <w:rFonts w:hint="eastAsia" w:ascii="仿宋_GB2312" w:hAnsi="Times New Roman" w:eastAsia="仿宋_GB2312" w:cs="Times New Roman"/>
-                <w:sz w:val="24"/>
-                <w:szCs w:val="24"/>
-              </w:rPr>
-              <w:sym w:font="Wingdings 2" w:char="00A3"/>
-            </w:r>
-            <w:r>
-              <w:rPr>
-                <w:rFonts w:hint="eastAsia" w:ascii="仿宋_GB2312" w:hAnsi="Times New Roman" w:eastAsia="仿宋_GB2312" w:cs="Times New Roman"/>
-                <w:sz w:val="24"/>
-                <w:szCs w:val="24"/>
-              </w:rPr>
-              <w:t>紧急</w:t>
+            <w:r>
+              <w:t xml:space="preserve">{urgencyNormal}一般  {urgencyUrgent}紧急</w:t>
             </w:r>
           </w:p>
         </w:tc>
@@ -817,7 +721,7 @@
             <w:tcW w:w="1724" w:type="dxa"/>
             <w:vAlign w:val="center"/>
           </w:tcPr>
-          <w:p>
+          <w:p ns2:paraId="511E9C39">
             <w:pPr>
               <w:rPr>
                 <w:rFonts w:ascii="仿宋_GB2312" w:hAnsi="Times New Roman" w:eastAsia="仿宋_GB2312" w:cs="Times New Roman"/>
@@ -848,19 +752,14 @@
             <w:tcW w:w="3249" w:type="dxa"/>
             <w:vAlign w:val="center"/>
           </w:tcPr>
-          <w:p>
-            <w:pPr>
-              <w:rPr>
-                <w:rFonts w:hint="default" w:ascii="仿宋_GB2312" w:hAnsi="Times New Roman" w:eastAsia="仿宋_GB2312" w:cs="Times New Roman"/>
-                <w:sz w:val="24"/>
-                <w:szCs w:val="24"/>
-                <w:lang w:val="en-US" w:eastAsia="zh-CN"/>
-              </w:rPr>
-            </w:pPr>
+          <w:p ns2:paraId="393500F6">
+            <w:r>
+              <w:t>{expectedResolvedAt}</w:t>
+            </w:r>
           </w:p>
         </w:tc>
       </w:tr>
-      <w:tr>
+      <w:tr ns2:paraId="5DDD5B3A">
         <w:tblPrEx>
           <w:tblBorders>
             <w:top w:val="single" w:color="auto" w:sz="4" w:space="0"/>
@@ -886,65 +785,59 @@
             <w:tcW w:w="1437" w:type="dxa"/>
             <w:vAlign w:val="center"/>
           </w:tcPr>
+          <w:p ns2:paraId="1CFED732">
+            <w:pPr>
+              <w:rPr>
+                <w:rFonts w:ascii="仿宋_GB2312" w:hAnsi="Times New Roman" w:eastAsia="仿宋_GB2312" w:cs="Times New Roman"/>
+                <w:sz w:val="24"/>
+                <w:szCs w:val="24"/>
+              </w:rPr>
+            </w:pPr>
+            <w:r>
+              <w:rPr>
+                <w:rFonts w:hint="eastAsia" w:ascii="仿宋_GB2312" w:hAnsi="Times New Roman" w:eastAsia="仿宋_GB2312" w:cs="Times New Roman"/>
+                <w:sz w:val="24"/>
+                <w:szCs w:val="24"/>
+              </w:rPr>
+              <w:t>处理</w:t>
+            </w:r>
+            <w:r>
+              <w:rPr>
+                <w:rFonts w:ascii="仿宋_GB2312" w:hAnsi="Times New Roman" w:eastAsia="仿宋_GB2312" w:cs="Times New Roman"/>
+                <w:sz w:val="24"/>
+                <w:szCs w:val="24"/>
+              </w:rPr>
+              <w:t>结果</w:t>
+            </w:r>
+          </w:p>
+        </w:tc>
+        <w:tc>
+          <w:tcPr>
+            <w:tcW w:w="3966" w:type="dxa"/>
+            <w:vAlign w:val="center"/>
+          </w:tcPr>
           <w:p>
-            <w:pPr>
-              <w:rPr>
-                <w:rFonts w:ascii="仿宋_GB2312" w:hAnsi="Times New Roman" w:eastAsia="仿宋_GB2312" w:cs="Times New Roman"/>
-                <w:sz w:val="24"/>
-                <w:szCs w:val="24"/>
-              </w:rPr>
-            </w:pPr>
-            <w:r>
-              <w:rPr>
-                <w:rFonts w:hint="eastAsia" w:ascii="仿宋_GB2312" w:hAnsi="Times New Roman" w:eastAsia="仿宋_GB2312" w:cs="Times New Roman"/>
-                <w:sz w:val="24"/>
-                <w:szCs w:val="24"/>
-              </w:rPr>
-              <w:t>处理</w:t>
-            </w:r>
-            <w:r>
-              <w:rPr>
-                <w:rFonts w:ascii="仿宋_GB2312" w:hAnsi="Times New Roman" w:eastAsia="仿宋_GB2312" w:cs="Times New Roman"/>
-                <w:sz w:val="24"/>
-                <w:szCs w:val="24"/>
-              </w:rPr>
-              <w:t>结果</w:t>
-            </w:r>
-          </w:p>
-        </w:tc>
-        <w:tc>
-          <w:tcPr>
-            <w:tcW w:w="3966" w:type="dxa"/>
-            <w:vAlign w:val="center"/>
-          </w:tcPr>
-          <w:p>
-            <w:pPr>
-              <w:rPr>
-                <w:rFonts w:ascii="仿宋_GB2312" w:hAnsi="Times New Roman" w:eastAsia="仿宋_GB2312" w:cs="Times New Roman"/>
-                <w:sz w:val="24"/>
-                <w:szCs w:val="24"/>
-              </w:rPr>
-            </w:pPr>
-            <w:r>
-              <w:rPr>
-                <w:rFonts w:hint="eastAsia" w:ascii="仿宋_GB2312" w:hAnsi="Times New Roman" w:eastAsia="仿宋_GB2312" w:cs="Times New Roman"/>
-                <w:sz w:val="24"/>
-                <w:szCs w:val="24"/>
-                <w:lang w:eastAsia="zh-CN"/>
-              </w:rPr>
-              <w:t>□</w:t>
-            </w:r>
-            <w:r>
-              <w:rPr>
-                <w:rFonts w:hint="eastAsia" w:ascii="仿宋_GB2312" w:hAnsi="Times New Roman" w:eastAsia="仿宋_GB2312" w:cs="Times New Roman"/>
-                <w:sz w:val="24"/>
-                <w:szCs w:val="24"/>
-              </w:rPr>
-              <w:t>已</w:t>
-            </w:r>
-            <w:r>
-              <w:rPr>
-                <w:rFonts w:ascii="仿宋_GB2312" w:hAnsi="Times New Roman" w:eastAsia="仿宋_GB2312" w:cs="Times New Roman"/>
+            <w:r>
+              <w:t xml:space="preserve">{resultResolved}已解决  {resultUnresolved}未解决</w:t>
+            </w:r>
+          </w:p>
+        </w:tc>
+        <w:tc>
+          <w:tcPr>
+            <w:tcW w:w="1724" w:type="dxa"/>
+            <w:vAlign w:val="center"/>
+          </w:tcPr>
+          <w:p ns2:paraId="0B96881F">
+            <w:pPr>
+              <w:rPr>
+                <w:rFonts w:ascii="仿宋_GB2312" w:hAnsi="Times New Roman" w:eastAsia="仿宋_GB2312" w:cs="Times New Roman"/>
+                <w:sz w:val="24"/>
+                <w:szCs w:val="24"/>
+              </w:rPr>
+            </w:pPr>
+            <w:r>
+              <w:rPr>
+                <w:rFonts w:hint="eastAsia" w:ascii="仿宋_GB2312" w:hAnsi="Times New Roman" w:eastAsia="仿宋_GB2312" w:cs="Times New Roman"/>
                 <w:sz w:val="24"/>
                 <w:szCs w:val="24"/>
               </w:rPr>
@@ -952,53 +845,6 @@
             </w:r>
             <w:r>
               <w:rPr>
-                <w:rFonts w:hint="eastAsia" w:ascii="仿宋_GB2312" w:hAnsi="Times New Roman" w:eastAsia="仿宋_GB2312" w:cs="Times New Roman"/>
-                <w:sz w:val="24"/>
-                <w:szCs w:val="24"/>
-              </w:rPr>
-              <w:sym w:font="Wingdings 2" w:char="00A3"/>
-            </w:r>
-            <w:r>
-              <w:rPr>
-                <w:rFonts w:hint="eastAsia" w:ascii="仿宋_GB2312" w:hAnsi="Times New Roman" w:eastAsia="仿宋_GB2312" w:cs="Times New Roman"/>
-                <w:sz w:val="24"/>
-                <w:szCs w:val="24"/>
-              </w:rPr>
-              <w:t>未</w:t>
-            </w:r>
-            <w:r>
-              <w:rPr>
-                <w:rFonts w:ascii="仿宋_GB2312" w:hAnsi="Times New Roman" w:eastAsia="仿宋_GB2312" w:cs="Times New Roman"/>
-                <w:sz w:val="24"/>
-                <w:szCs w:val="24"/>
-              </w:rPr>
-              <w:t>解决</w:t>
-            </w:r>
-          </w:p>
-        </w:tc>
-        <w:tc>
-          <w:tcPr>
-            <w:tcW w:w="1724" w:type="dxa"/>
-            <w:vAlign w:val="center"/>
-          </w:tcPr>
-          <w:p>
-            <w:pPr>
-              <w:rPr>
-                <w:rFonts w:ascii="仿宋_GB2312" w:hAnsi="Times New Roman" w:eastAsia="仿宋_GB2312" w:cs="Times New Roman"/>
-                <w:sz w:val="24"/>
-                <w:szCs w:val="24"/>
-              </w:rPr>
-            </w:pPr>
-            <w:r>
-              <w:rPr>
-                <w:rFonts w:hint="eastAsia" w:ascii="仿宋_GB2312" w:hAnsi="Times New Roman" w:eastAsia="仿宋_GB2312" w:cs="Times New Roman"/>
-                <w:sz w:val="24"/>
-                <w:szCs w:val="24"/>
-              </w:rPr>
-              <w:t>解决</w:t>
-            </w:r>
-            <w:r>
-              <w:rPr>
                 <w:rFonts w:ascii="仿宋_GB2312" w:hAnsi="Times New Roman" w:eastAsia="仿宋_GB2312" w:cs="Times New Roman"/>
                 <w:sz w:val="24"/>
                 <w:szCs w:val="24"/>
@@ -1012,18 +858,14 @@
             <w:tcW w:w="3249" w:type="dxa"/>
             <w:vAlign w:val="center"/>
           </w:tcPr>
-          <w:p>
-            <w:pPr>
-              <w:rPr>
-                <w:rFonts w:ascii="仿宋_GB2312" w:hAnsi="Times New Roman" w:eastAsia="仿宋_GB2312" w:cs="Times New Roman"/>
-                <w:sz w:val="24"/>
-                <w:szCs w:val="24"/>
-              </w:rPr>
-            </w:pPr>
+          <w:p ns2:paraId="1A134C53">
+            <w:r>
+              <w:t>{resolvedAt}</w:t>
+            </w:r>
           </w:p>
         </w:tc>
       </w:tr>
-      <w:tr>
+      <w:tr ns2:paraId="489B83D8">
         <w:tblPrEx>
           <w:tblBorders>
             <w:top w:val="single" w:color="auto" w:sz="4" w:space="0"/>
@@ -1049,7 +891,7 @@
             <w:tcW w:w="1437" w:type="dxa"/>
             <w:vAlign w:val="center"/>
           </w:tcPr>
-          <w:p>
+          <w:p ns2:paraId="67A7766C">
             <w:pPr>
               <w:jc w:val="center"/>
               <w:rPr>
@@ -1077,51 +919,13 @@
             <w:vAlign w:val="center"/>
           </w:tcPr>
           <w:p>
-            <w:pPr>
-              <w:rPr>
-                <w:rFonts w:ascii="仿宋_GB2312" w:hAnsi="Times New Roman" w:eastAsia="仿宋_GB2312" w:cs="Times New Roman"/>
-                <w:sz w:val="24"/>
-                <w:szCs w:val="24"/>
-              </w:rPr>
-            </w:pPr>
-            <w:r>
-              <w:rPr>
-                <w:rFonts w:hint="eastAsia" w:ascii="仿宋_GB2312" w:hAnsi="Times New Roman" w:eastAsia="仿宋_GB2312" w:cs="Times New Roman"/>
-                <w:sz w:val="24"/>
-                <w:szCs w:val="24"/>
-                <w:lang w:eastAsia="zh-CN"/>
-              </w:rPr>
-              <w:t>□</w:t>
-            </w:r>
-            <w:r>
-              <w:rPr>
-                <w:rFonts w:hint="eastAsia" w:ascii="仿宋_GB2312" w:hAnsi="Times New Roman" w:eastAsia="仿宋_GB2312" w:cs="Times New Roman"/>
-                <w:sz w:val="24"/>
-                <w:szCs w:val="24"/>
-              </w:rPr>
-              <w:t xml:space="preserve">研发   □售后    □询价    </w:t>
-            </w:r>
-            <w:r>
-              <w:rPr>
-                <w:rFonts w:hint="eastAsia" w:ascii="仿宋_GB2312" w:hAnsi="Times New Roman" w:eastAsia="仿宋_GB2312" w:cs="Times New Roman"/>
-                <w:sz w:val="24"/>
-                <w:szCs w:val="24"/>
-                <w:lang w:eastAsia="zh-CN"/>
-              </w:rPr>
-              <w:t>□</w:t>
-            </w:r>
-            <w:r>
-              <w:rPr>
-                <w:rFonts w:hint="eastAsia" w:ascii="仿宋_GB2312" w:hAnsi="Times New Roman" w:eastAsia="仿宋_GB2312" w:cs="Times New Roman"/>
-                <w:sz w:val="24"/>
-                <w:szCs w:val="24"/>
-              </w:rPr>
-              <w:t>技术服务</w:t>
+            <w:r>
+              <w:t xml:space="preserve">{businessTypeDevelopment}研发   {businessTypeAfterSales}售后    {businessTypeConsulting}询价    {businessTypeTechnicalService}技术服务</w:t>
             </w:r>
           </w:p>
         </w:tc>
       </w:tr>
-      <w:tr>
+      <w:tr ns2:paraId="00F8FAC9">
         <w:tblPrEx>
           <w:tblBorders>
             <w:top w:val="single" w:color="auto" w:sz="4" w:space="0"/>
@@ -1146,7 +950,7 @@
             <w:tcW w:w="1437" w:type="dxa"/>
             <w:vAlign w:val="center"/>
           </w:tcPr>
-          <w:p>
+          <w:p ns2:paraId="46C74D0F">
             <w:pPr>
               <w:rPr>
                 <w:rFonts w:ascii="仿宋_GB2312" w:hAnsi="Times New Roman" w:eastAsia="仿宋_GB2312" w:cs="Times New Roman"/>
@@ -1163,7 +967,7 @@
               <w:t>业务描述</w:t>
             </w:r>
           </w:p>
-          <w:p>
+          <w:p ns2:paraId="753FEB17">
             <w:pPr>
               <w:rPr>
                 <w:rFonts w:ascii="仿宋_GB2312" w:hAnsi="Times New Roman" w:eastAsia="仿宋_GB2312" w:cs="Times New Roman"/>
@@ -1219,29 +1023,14 @@
             <w:gridSpan w:val="3"/>
             <w:vAlign w:val="top"/>
           </w:tcPr>
-          <w:p>
-            <w:pPr>
-              <w:numPr>
-                <w:ilvl w:val="0"/>
-                <w:numId w:val="0"/>
-              </w:numPr>
-              <w:tabs>
-                <w:tab w:val="left" w:pos="312"/>
-              </w:tabs>
-              <w:jc w:val="both"/>
-              <w:rPr>
-                <w:rFonts w:hint="default" w:ascii="仿宋_GB2312" w:hAnsi="Times New Roman" w:eastAsia="仿宋_GB2312" w:cs="Times New Roman"/>
-                <w:sz w:val="24"/>
-                <w:szCs w:val="24"/>
-                <w:lang w:val="en-US" w:eastAsia="zh-CN"/>
-              </w:rPr>
-            </w:pPr>
-            <w:bookmarkStart w:id="0" w:name="_GoBack"/>
-            <w:bookmarkEnd w:id="0"/>
+          <w:p ns2:paraId="1582807D">
+            <w:r>
+              <w:t>{businessDescription}</w:t>
+            </w:r>
           </w:p>
         </w:tc>
       </w:tr>
-      <w:tr>
+      <w:tr ns2:paraId="1F20FA1A">
         <w:tblPrEx>
           <w:tblBorders>
             <w:top w:val="single" w:color="auto" w:sz="4" w:space="0"/>
@@ -1266,7 +1055,7 @@
             <w:tcW w:w="1437" w:type="dxa"/>
             <w:vAlign w:val="center"/>
           </w:tcPr>
-          <w:p>
+          <w:p ns2:paraId="5C8428F2">
             <w:pPr>
               <w:jc w:val="center"/>
               <w:rPr>
@@ -1284,7 +1073,7 @@
               <w:t>交付内容</w:t>
             </w:r>
           </w:p>
-          <w:p>
+          <w:p ns2:paraId="55F5F21F">
             <w:pPr>
               <w:jc w:val="center"/>
               <w:rPr>
@@ -1311,77 +1100,15 @@
             <w:gridSpan w:val="3"/>
             <w:vAlign w:val="center"/>
           </w:tcPr>
-          <w:p>
-            <w:pPr>
-              <w:tabs>
-                <w:tab w:val="left" w:pos="312"/>
-              </w:tabs>
-              <w:rPr>
-                <w:rFonts w:hint="eastAsia" w:ascii="仿宋" w:hAnsi="仿宋" w:eastAsia="仿宋" w:cs="仿宋"/>
-                <w:color w:val="FF0000"/>
-                <w:sz w:val="24"/>
-                <w:szCs w:val="24"/>
-              </w:rPr>
-            </w:pPr>
-          </w:p>
-          <w:p>
-            <w:pPr>
-              <w:tabs>
-                <w:tab w:val="left" w:pos="312"/>
-              </w:tabs>
-              <w:rPr>
-                <w:rFonts w:hint="default" w:ascii="仿宋" w:hAnsi="仿宋" w:eastAsia="仿宋" w:cs="仿宋"/>
-                <w:color w:val="0000FF"/>
-                <w:sz w:val="24"/>
-                <w:szCs w:val="24"/>
-                <w:lang w:val="en-US" w:eastAsia="zh-CN"/>
-              </w:rPr>
-            </w:pPr>
-          </w:p>
-          <w:p>
-            <w:pPr>
-              <w:tabs>
-                <w:tab w:val="left" w:pos="312"/>
-              </w:tabs>
-              <w:rPr>
-                <w:rFonts w:hint="eastAsia" w:ascii="仿宋" w:hAnsi="仿宋" w:eastAsia="仿宋" w:cs="仿宋"/>
-                <w:color w:val="FF0000"/>
-                <w:sz w:val="24"/>
-                <w:szCs w:val="24"/>
-              </w:rPr>
-            </w:pPr>
-          </w:p>
-          <w:p>
-            <w:pPr>
-              <w:tabs>
-                <w:tab w:val="left" w:pos="312"/>
-              </w:tabs>
-              <w:rPr>
-                <w:rFonts w:hint="default" w:ascii="仿宋" w:hAnsi="仿宋" w:eastAsia="仿宋" w:cs="仿宋"/>
-                <w:color w:val="0000FF"/>
-                <w:sz w:val="24"/>
-                <w:szCs w:val="24"/>
-                <w:lang w:val="en-US" w:eastAsia="zh-CN"/>
-              </w:rPr>
-            </w:pPr>
-          </w:p>
-          <w:p>
-            <w:pPr>
-              <w:tabs>
-                <w:tab w:val="left" w:pos="312"/>
-              </w:tabs>
-              <w:rPr>
-                <w:rFonts w:hint="eastAsia" w:ascii="仿宋" w:hAnsi="仿宋" w:eastAsia="仿宋" w:cs="仿宋"/>
-                <w:color w:val="FF0000"/>
-                <w:sz w:val="24"/>
-                <w:szCs w:val="24"/>
-              </w:rPr>
-            </w:pPr>
+          <w:p ns2:paraId="3739A506">
+            <w:r>
+              <w:t>{deliveryContent}</w:t>
+            </w:r>
           </w:p>
         </w:tc>
       </w:tr>
     </w:tbl>
-    <w:p>
+    <w:p ns2:paraId="58A2DB73">
       <w:pPr>
         <w:rPr>
           <w:rFonts w:hint="eastAsia" w:asciiTheme="majorEastAsia" w:hAnsiTheme="majorEastAsia" w:eastAsiaTheme="majorEastAsia" w:cstheme="majorEastAsia"/>
@@ -1392,12 +1119,25 @@
       </w:pPr>
       <w:r>
         <w:rPr>
-          <w:rFonts w:hint="eastAsia" w:asciiTheme="majorEastAsia" w:hAnsiTheme="majorEastAsia" w:eastAsiaTheme="majorEastAsia" w:cstheme="majorEastAsia"/>
-          <w:sz w:val="24"/>
-          <w:szCs w:val="24"/>
+          <w:rFonts w:hint="eastAsia"/>
           <w:lang w:val="en-US" w:eastAsia="zh-CN"/>
         </w:rPr>
-        <w:t>制单：                                     审核：</w:t>
+        <w:t>制单：</w:t>
+      </w:r>
+      <w:r>
+        <w:t xml:space="preserve">{preparedByName}                                     </w:t>
+      </w:r>
+      <w:r>
+        <w:rPr>
+          <w:rFonts w:hint="eastAsia"/>
+          <w:lang w:val="en-US" w:eastAsia="zh-CN"/>
+        </w:rPr>
+        <w:t>审核：</w:t>
+      </w:r>
+      <w:bookmarkStart w:id="0" w:name="_GoBack"/>
+      <w:bookmarkEnd w:id="0"/>
+      <w:r>
+        <w:t>{reviewerName}</w:t>
       </w:r>
     </w:p>
     <w:sectPr>
